--- a/L-A/문서/진혜정_이력서_자기소개서_경력기술서.docx
+++ b/L-A/문서/진혜정_이력서_자기소개서_경력기술서.docx
@@ -378,7 +378,7 @@
             <w:pPr>
               <w:spacing w:after="0" w:line="276"/>
             </w:pPr>
-            <w:hyperlink w:history="1" r:id="rId2snhdepuxqfo3fmtdugee">
+            <w:hyperlink w:history="1" r:id="rIdb3yymz_tyizmh1ozgslyy">
               <w:r>
                 <w:rPr>
                   <w:sz w:val="17"/>
@@ -445,7 +445,7 @@
             <w:pPr>
               <w:spacing w:after="0" w:line="276"/>
             </w:pPr>
-            <w:hyperlink w:history="1" r:id="rIdi8hmjmibjfwu09kmnfay7">
+            <w:hyperlink w:history="1" r:id="rIdpzgp556qtkaz4c-wrg_ji">
               <w:r>
                 <w:rPr>
                   <w:sz w:val="17"/>
@@ -1167,7 +1167,7 @@
             <w:pPr>
               <w:spacing w:after="0" w:line="276"/>
             </w:pPr>
-            <w:hyperlink w:history="1" r:id="rIdf3z5wbddfjum17t1na0cl">
+            <w:hyperlink w:history="1" r:id="rIdhjxtqohdoesdyd0abswg4">
               <w:r>
                 <w:rPr>
                   <w:sz w:val="17"/>
@@ -1210,6 +1210,131 @@
                 <w:sz w:val="17"/>
                 <w:szCs w:val="17"/>
               </w:rPr>
+              <w:t xml:space="preserve">앱 (논문 반영)</w:t>
+            </w:r>
+          </w:p>
+        </w:tc>
+        <w:tc>
+          <w:tcPr>
+            <w:tcW w:type="dxa" w:w="2653"/>
+            <w:tcBorders>
+              <w:top w:val="single" w:color="DDD6CA" w:sz="4"/>
+              <w:left w:val="none" w:color="FFFFFF" w:sz="0"/>
+              <w:bottom w:val="single" w:color="DDD6CA" w:sz="4"/>
+              <w:right w:val="none" w:color="FFFFFF" w:sz="0"/>
+            </w:tcBorders>
+            <w:tcMar>
+              <w:top w:type="dxa" w:w="60"/>
+              <w:left w:type="dxa" w:w="100"/>
+              <w:bottom w:type="dxa" w:w="60"/>
+              <w:right w:type="dxa" w:w="100"/>
+            </w:tcMar>
+          </w:tcPr>
+          <w:p>
+            <w:pPr>
+              <w:spacing w:after="0" w:line="276"/>
+            </w:pPr>
+            <w:r>
+              <w:rPr>
+                <w:sz w:val="17"/>
+                <w:szCs w:val="17"/>
+              </w:rPr>
+              <w:t xml:space="preserve">BS 신호 점검기</w:t>
+            </w:r>
+          </w:p>
+        </w:tc>
+        <w:tc>
+          <w:tcPr>
+            <w:tcW w:type="dxa" w:w="3674"/>
+            <w:tcBorders>
+              <w:top w:val="single" w:color="DDD6CA" w:sz="4"/>
+              <w:left w:val="none" w:color="FFFFFF" w:sz="0"/>
+              <w:bottom w:val="single" w:color="DDD6CA" w:sz="4"/>
+              <w:right w:val="none" w:color="FFFFFF" w:sz="0"/>
+            </w:tcBorders>
+            <w:tcMar>
+              <w:top w:type="dxa" w:w="60"/>
+              <w:left w:type="dxa" w:w="100"/>
+              <w:bottom w:type="dxa" w:w="60"/>
+              <w:right w:type="dxa" w:w="100"/>
+            </w:tcMar>
+          </w:tcPr>
+          <w:p>
+            <w:pPr>
+              <w:spacing w:after="0" w:line="276"/>
+            </w:pPr>
+            <w:r>
+              <w:rPr>
+                <w:sz w:val="17"/>
+                <w:szCs w:val="17"/>
+              </w:rPr>
+              <w:t xml:space="preserve">논문이 확인한 규칙으로 패스키 백업 상태(BE/BS) 전이를 판정하고, 서버에 빠진 저장·대조 단계와 고치는 코드를 알려 줌</w:t>
+            </w:r>
+          </w:p>
+        </w:tc>
+        <w:tc>
+          <w:tcPr>
+            <w:tcW w:type="dxa" w:w="2553"/>
+            <w:tcBorders>
+              <w:top w:val="single" w:color="DDD6CA" w:sz="4"/>
+              <w:left w:val="none" w:color="FFFFFF" w:sz="0"/>
+              <w:bottom w:val="single" w:color="DDD6CA" w:sz="4"/>
+              <w:right w:val="none" w:color="FFFFFF" w:sz="0"/>
+            </w:tcBorders>
+            <w:tcMar>
+              <w:top w:type="dxa" w:w="60"/>
+              <w:left w:type="dxa" w:w="100"/>
+              <w:bottom w:type="dxa" w:w="60"/>
+              <w:right w:type="dxa" w:w="100"/>
+            </w:tcMar>
+          </w:tcPr>
+          <w:p>
+            <w:pPr>
+              <w:spacing w:after="0" w:line="276"/>
+            </w:pPr>
+            <w:hyperlink w:history="1" r:id="rIdcvhrnyfk-zyasystzqomu">
+              <w:r>
+                <w:rPr>
+                  <w:sz w:val="17"/>
+                  <w:szCs w:val="17"/>
+                </w:rPr>
+                <w:t xml:space="preserve">aleph-bs-check.vercel.app</w:t>
+              </w:r>
+            </w:hyperlink>
+          </w:p>
+        </w:tc>
+      </w:tr>
+      <w:tr>
+        <w:trPr>
+          <w:cantSplit/>
+        </w:trPr>
+        <w:tc>
+          <w:tcPr>
+            <w:tcW w:type="dxa" w:w="1326"/>
+            <w:tcBorders>
+              <w:top w:val="single" w:color="DDD6CA" w:sz="4"/>
+              <w:left w:val="none" w:color="FFFFFF" w:sz="0"/>
+              <w:bottom w:val="single" w:color="DDD6CA" w:sz="4"/>
+              <w:right w:val="none" w:color="FFFFFF" w:sz="0"/>
+            </w:tcBorders>
+            <w:tcMar>
+              <w:top w:type="dxa" w:w="60"/>
+              <w:left w:type="dxa" w:w="100"/>
+              <w:bottom w:type="dxa" w:w="60"/>
+              <w:right w:type="dxa" w:w="100"/>
+            </w:tcMar>
+          </w:tcPr>
+          <w:p>
+            <w:pPr>
+              <w:spacing w:after="0" w:line="276"/>
+            </w:pPr>
+            <w:r>
+              <w:rPr>
+                <w:b/>
+                <w:bCs/>
+                <w:sz w:val="17"/>
+                <w:szCs w:val="17"/>
+              </w:rPr>
               <w:t xml:space="preserve">개인 프로젝트</w:t>
             </w:r>
           </w:p>
@@ -1292,7 +1417,7 @@
             <w:pPr>
               <w:spacing w:after="0" w:line="276"/>
             </w:pPr>
-            <w:hyperlink w:history="1" r:id="rIdihmxjawzsfrukkqmchevw">
+            <w:hyperlink w:history="1" r:id="rIdiw2mdaywbh2co4e_8ubio">
               <w:r>
                 <w:rPr>
                   <w:sz w:val="17"/>
@@ -1417,7 +1542,7 @@
             <w:pPr>
               <w:spacing w:after="0" w:line="276"/>
             </w:pPr>
-            <w:hyperlink w:history="1" r:id="rIde7lfyoijhpxaw2jr8nxa8">
+            <w:hyperlink w:history="1" r:id="rIdwolicqfbaqmdvztxo9okl">
               <w:r>
                 <w:rPr>
                   <w:sz w:val="17"/>
@@ -1542,7 +1667,7 @@
             <w:pPr>
               <w:spacing w:after="0" w:line="276"/>
             </w:pPr>
-            <w:hyperlink w:history="1" r:id="rIdm9foli843gnxn8ysivhev">
+            <w:hyperlink w:history="1" r:id="rIdl2dtmo6tjpjf7mxzlstft">
               <w:r>
                 <w:rPr>
                   <w:sz w:val="17"/>
@@ -1667,7 +1792,7 @@
             <w:pPr>
               <w:spacing w:after="0" w:line="276"/>
             </w:pPr>
-            <w:hyperlink w:history="1" r:id="rIds5nlhqopnsagwshchuu22">
+            <w:hyperlink w:history="1" r:id="rIdt-wt_77snmnv2zl5b5ipk">
               <w:r>
                 <w:rPr>
                   <w:sz w:val="17"/>
@@ -1792,7 +1917,7 @@
             <w:pPr>
               <w:spacing w:after="0" w:line="276"/>
             </w:pPr>
-            <w:hyperlink w:history="1" r:id="rIddqyd2errsbhtj8nfqxpiv">
+            <w:hyperlink w:history="1" r:id="rIdcecz2bviehirvcim_hm_e">
               <w:r>
                 <w:rPr>
                   <w:sz w:val="17"/>
@@ -1917,7 +2042,7 @@
             <w:pPr>
               <w:spacing w:after="0" w:line="276"/>
             </w:pPr>
-            <w:hyperlink w:history="1" r:id="rIdfw5p0bsqorqudj09ho0u2">
+            <w:hyperlink w:history="1" r:id="rIdd0f-0rcebbyngmnmhk4me">
               <w:r>
                 <w:rPr>
                   <w:sz w:val="17"/>
@@ -1926,129 +2051,6 @@
                 <w:t xml:space="preserve">aleph-dash.vercel.app</w:t>
               </w:r>
             </w:hyperlink>
-          </w:p>
-        </w:tc>
-      </w:tr>
-      <w:tr>
-        <w:trPr>
-          <w:cantSplit/>
-        </w:trPr>
-        <w:tc>
-          <w:tcPr>
-            <w:tcW w:type="dxa" w:w="1326"/>
-            <w:tcBorders>
-              <w:top w:val="single" w:color="DDD6CA" w:sz="4"/>
-              <w:left w:val="none" w:color="FFFFFF" w:sz="0"/>
-              <w:bottom w:val="single" w:color="DDD6CA" w:sz="4"/>
-              <w:right w:val="none" w:color="FFFFFF" w:sz="0"/>
-            </w:tcBorders>
-            <w:tcMar>
-              <w:top w:type="dxa" w:w="60"/>
-              <w:left w:type="dxa" w:w="100"/>
-              <w:bottom w:type="dxa" w:w="60"/>
-              <w:right w:type="dxa" w:w="100"/>
-            </w:tcMar>
-          </w:tcPr>
-          <w:p>
-            <w:pPr>
-              <w:spacing w:after="0" w:line="276"/>
-            </w:pPr>
-            <w:r>
-              <w:rPr>
-                <w:b/>
-                <w:bCs/>
-                <w:sz w:val="17"/>
-                <w:szCs w:val="17"/>
-              </w:rPr>
-              <w:t xml:space="preserve">과제 13</w:t>
-            </w:r>
-          </w:p>
-        </w:tc>
-        <w:tc>
-          <w:tcPr>
-            <w:tcW w:type="dxa" w:w="2653"/>
-            <w:tcBorders>
-              <w:top w:val="single" w:color="DDD6CA" w:sz="4"/>
-              <w:left w:val="none" w:color="FFFFFF" w:sz="0"/>
-              <w:bottom w:val="single" w:color="DDD6CA" w:sz="4"/>
-              <w:right w:val="none" w:color="FFFFFF" w:sz="0"/>
-            </w:tcBorders>
-            <w:tcMar>
-              <w:top w:type="dxa" w:w="60"/>
-              <w:left w:type="dxa" w:w="100"/>
-              <w:bottom w:type="dxa" w:w="60"/>
-              <w:right w:type="dxa" w:w="100"/>
-            </w:tcMar>
-          </w:tcPr>
-          <w:p>
-            <w:pPr>
-              <w:spacing w:after="0" w:line="276"/>
-            </w:pPr>
-            <w:r>
-              <w:rPr>
-                <w:sz w:val="17"/>
-                <w:szCs w:val="17"/>
-              </w:rPr>
-              <w:t xml:space="preserve">(앱)</w:t>
-            </w:r>
-          </w:p>
-        </w:tc>
-        <w:tc>
-          <w:tcPr>
-            <w:tcW w:type="dxa" w:w="3674"/>
-            <w:tcBorders>
-              <w:top w:val="single" w:color="DDD6CA" w:sz="4"/>
-              <w:left w:val="none" w:color="FFFFFF" w:sz="0"/>
-              <w:bottom w:val="single" w:color="DDD6CA" w:sz="4"/>
-              <w:right w:val="none" w:color="FFFFFF" w:sz="0"/>
-            </w:tcBorders>
-            <w:tcMar>
-              <w:top w:type="dxa" w:w="60"/>
-              <w:left w:type="dxa" w:w="100"/>
-              <w:bottom w:type="dxa" w:w="60"/>
-              <w:right w:type="dxa" w:w="100"/>
-            </w:tcMar>
-          </w:tcPr>
-          <w:p>
-            <w:pPr>
-              <w:spacing w:after="0" w:line="276"/>
-            </w:pPr>
-            <w:r>
-              <w:rPr>
-                <w:sz w:val="17"/>
-                <w:szCs w:val="17"/>
-              </w:rPr>
-              <w:t xml:space="preserve">2026.09.23 시작 예정</w:t>
-            </w:r>
-          </w:p>
-        </w:tc>
-        <w:tc>
-          <w:tcPr>
-            <w:tcW w:type="dxa" w:w="2553"/>
-            <w:tcBorders>
-              <w:top w:val="single" w:color="DDD6CA" w:sz="4"/>
-              <w:left w:val="none" w:color="FFFFFF" w:sz="0"/>
-              <w:bottom w:val="single" w:color="DDD6CA" w:sz="4"/>
-              <w:right w:val="none" w:color="FFFFFF" w:sz="0"/>
-            </w:tcBorders>
-            <w:tcMar>
-              <w:top w:type="dxa" w:w="60"/>
-              <w:left w:type="dxa" w:w="100"/>
-              <w:bottom w:type="dxa" w:w="60"/>
-              <w:right w:type="dxa" w:w="100"/>
-            </w:tcMar>
-          </w:tcPr>
-          <w:p>
-            <w:pPr>
-              <w:spacing w:after="0" w:line="276"/>
-            </w:pPr>
-            <w:r>
-              <w:rPr>
-                <w:sz w:val="17"/>
-                <w:szCs w:val="17"/>
-              </w:rPr>
-              <w:t xml:space="preserve">완성 후 추가</w:t>
-            </w:r>
           </w:p>
         </w:tc>
       </w:tr>
@@ -4988,7 +4990,7 @@
             <w:pPr>
               <w:spacing w:after="0" w:line="276"/>
             </w:pPr>
-            <w:hyperlink w:history="1" r:id="rIdyyxvm5vatgbtod5rcrebo">
+            <w:hyperlink w:history="1" r:id="rId8lephsnhfycqptarcigfm">
               <w:r>
                 <w:rPr>
                   <w:sz w:val="17"/>
@@ -5003,6 +5005,167 @@
                 <w:szCs w:val="17"/>
               </w:rPr>
               <w:t xml:space="preserve"> — 다른 사람 이름 없이 공개</w:t>
+            </w:r>
+          </w:p>
+        </w:tc>
+      </w:tr>
+      <w:tr>
+        <w:trPr>
+          <w:cantSplit/>
+        </w:trPr>
+        <w:tc>
+          <w:tcPr>
+            <w:tcW w:type="dxa" w:w="1939"/>
+            <w:tcBorders>
+              <w:top w:val="single" w:color="DDD6CA" w:sz="4"/>
+              <w:left w:val="none" w:color="FFFFFF" w:sz="0"/>
+              <w:bottom w:val="single" w:color="DDD6CA" w:sz="4"/>
+              <w:right w:val="none" w:color="FFFFFF" w:sz="0"/>
+            </w:tcBorders>
+            <w:tcMar>
+              <w:top w:type="dxa" w:w="60"/>
+              <w:left w:type="dxa" w:w="100"/>
+              <w:bottom w:type="dxa" w:w="60"/>
+              <w:right w:type="dxa" w:w="100"/>
+            </w:tcMar>
+          </w:tcPr>
+          <w:p>
+            <w:pPr>
+              <w:spacing w:after="0" w:line="276"/>
+            </w:pPr>
+            <w:r>
+              <w:rPr>
+                <w:b/>
+                <w:bCs/>
+                <w:sz w:val="17"/>
+                <w:szCs w:val="17"/>
+              </w:rPr>
+              <w:t xml:space="preserve">13 · BS 신호 점검기 (논문 반영 앱)</w:t>
+            </w:r>
+          </w:p>
+        </w:tc>
+        <w:tc>
+          <w:tcPr>
+            <w:tcW w:type="dxa" w:w="714"/>
+            <w:tcBorders>
+              <w:top w:val="single" w:color="DDD6CA" w:sz="4"/>
+              <w:left w:val="none" w:color="FFFFFF" w:sz="0"/>
+              <w:bottom w:val="single" w:color="DDD6CA" w:sz="4"/>
+              <w:right w:val="none" w:color="FFFFFF" w:sz="0"/>
+            </w:tcBorders>
+            <w:tcMar>
+              <w:top w:type="dxa" w:w="60"/>
+              <w:left w:type="dxa" w:w="100"/>
+              <w:bottom w:type="dxa" w:w="60"/>
+              <w:right w:type="dxa" w:w="100"/>
+            </w:tcMar>
+          </w:tcPr>
+          <w:p>
+            <w:pPr>
+              <w:spacing w:after="0" w:line="276"/>
+            </w:pPr>
+            <w:r>
+              <w:rPr>
+                <w:sz w:val="17"/>
+                <w:szCs w:val="17"/>
+              </w:rPr>
+              <w:t xml:space="preserve">동기</w:t>
+            </w:r>
+          </w:p>
+        </w:tc>
+        <w:tc>
+          <w:tcPr>
+            <w:tcW w:type="dxa" w:w="2347"/>
+            <w:tcBorders>
+              <w:top w:val="single" w:color="DDD6CA" w:sz="4"/>
+              <w:left w:val="none" w:color="FFFFFF" w:sz="0"/>
+              <w:bottom w:val="single" w:color="DDD6CA" w:sz="4"/>
+              <w:right w:val="none" w:color="FFFFFF" w:sz="0"/>
+            </w:tcBorders>
+            <w:tcMar>
+              <w:top w:type="dxa" w:w="60"/>
+              <w:left w:type="dxa" w:w="100"/>
+              <w:bottom w:type="dxa" w:w="60"/>
+              <w:right w:type="dxa" w:w="100"/>
+            </w:tcMar>
+          </w:tcPr>
+          <w:p>
+            <w:pPr>
+              <w:spacing w:after="0" w:line="276"/>
+            </w:pPr>
+            <w:r>
+              <w:rPr>
+                <w:sz w:val="17"/>
+                <w:szCs w:val="17"/>
+              </w:rPr>
+              <w:t xml:space="preserve">논문이 "신호는 라이브러리와 응용 사이에서 끊긴다"고 밝혔지만, 개발자가 자기 서버에 바로 적용할 도구가 없음</w:t>
+            </w:r>
+          </w:p>
+        </w:tc>
+        <w:tc>
+          <w:tcPr>
+            <w:tcW w:type="dxa" w:w="2959"/>
+            <w:tcBorders>
+              <w:top w:val="single" w:color="DDD6CA" w:sz="4"/>
+              <w:left w:val="none" w:color="FFFFFF" w:sz="0"/>
+              <w:bottom w:val="single" w:color="DDD6CA" w:sz="4"/>
+              <w:right w:val="none" w:color="FFFFFF" w:sz="0"/>
+            </w:tcBorders>
+            <w:tcMar>
+              <w:top w:type="dxa" w:w="60"/>
+              <w:left w:type="dxa" w:w="100"/>
+              <w:bottom w:type="dxa" w:w="60"/>
+              <w:right w:type="dxa" w:w="100"/>
+            </w:tcMar>
+          </w:tcPr>
+          <w:p>
+            <w:pPr>
+              <w:spacing w:after="0" w:line="276"/>
+            </w:pPr>
+            <w:r>
+              <w:rPr>
+                <w:sz w:val="17"/>
+                <w:szCs w:val="17"/>
+              </w:rPr>
+              <w:t xml:space="preserve">규격 §7.2 단계 18·19, 적응형 인증(5.2절), 3단계 점검(6장), 라이브러리 11개 판정(표 14)을 판정 규칙으로 옮기고 규칙 확인 29개를 붙임</w:t>
+            </w:r>
+          </w:p>
+        </w:tc>
+        <w:tc>
+          <w:tcPr>
+            <w:tcW w:type="dxa" w:w="2247"/>
+            <w:tcBorders>
+              <w:top w:val="single" w:color="DDD6CA" w:sz="4"/>
+              <w:left w:val="none" w:color="FFFFFF" w:sz="0"/>
+              <w:bottom w:val="single" w:color="DDD6CA" w:sz="4"/>
+              <w:right w:val="none" w:color="FFFFFF" w:sz="0"/>
+            </w:tcBorders>
+            <w:tcMar>
+              <w:top w:type="dxa" w:w="60"/>
+              <w:left w:type="dxa" w:w="100"/>
+              <w:bottom w:type="dxa" w:w="60"/>
+              <w:right w:type="dxa" w:w="100"/>
+            </w:tcMar>
+          </w:tcPr>
+          <w:p>
+            <w:pPr>
+              <w:spacing w:after="0" w:line="276"/>
+            </w:pPr>
+            <w:hyperlink w:history="1" r:id="rIdsk2gflf__yrizqdt2glmr">
+              <w:r>
+                <w:rPr>
+                  <w:sz w:val="17"/>
+                  <w:szCs w:val="17"/>
+                </w:rPr>
+                <w:t xml:space="preserve">aleph-bs-check.vercel.app</w:t>
+              </w:r>
+            </w:hyperlink>
+            <w:r>
+              <w:rPr>
+                <w:sz w:val="17"/>
+                <w:szCs w:val="17"/>
+              </w:rPr>
+              <w:t xml:space="preserve"> — 로그인 응답을 넣으면 통과·한 단계 더 확인·거부와 빠진 단계를 알려 줌</w:t>
             </w:r>
           </w:p>
         </w:tc>

--- a/L-A/문서/진혜정_이력서_자기소개서_경력기술서.docx
+++ b/L-A/문서/진혜정_이력서_자기소개서_경력기술서.docx
@@ -378,7 +378,7 @@
             <w:pPr>
               <w:spacing w:after="0" w:line="276"/>
             </w:pPr>
-            <w:hyperlink w:history="1" r:id="rIdb3yymz_tyizmh1ozgslyy">
+            <w:hyperlink w:history="1" r:id="rId3cdwqtznvqelt_kq3prum">
               <w:r>
                 <w:rPr>
                   <w:sz w:val="17"/>
@@ -445,7 +445,7 @@
             <w:pPr>
               <w:spacing w:after="0" w:line="276"/>
             </w:pPr>
-            <w:hyperlink w:history="1" r:id="rIdpzgp556qtkaz4c-wrg_ji">
+            <w:hyperlink w:history="1" r:id="rIdp0vbz_mkfhe3i1ooudm99">
               <w:r>
                 <w:rPr>
                   <w:sz w:val="17"/>
@@ -1167,7 +1167,7 @@
             <w:pPr>
               <w:spacing w:after="0" w:line="276"/>
             </w:pPr>
-            <w:hyperlink w:history="1" r:id="rIdhjxtqohdoesdyd0abswg4">
+            <w:hyperlink w:history="1" r:id="rIdlgu1pw381waudbvgqiln8">
               <w:r>
                 <w:rPr>
                   <w:sz w:val="17"/>
@@ -1239,7 +1239,7 @@
                 <w:sz w:val="17"/>
                 <w:szCs w:val="17"/>
               </w:rPr>
-              <w:t xml:space="preserve">BS 신호 점검기</w:t>
+              <w:t xml:space="preserve">BS Check — 패스키 백업 상태 판정기</w:t>
             </w:r>
           </w:p>
         </w:tc>
@@ -1292,7 +1292,7 @@
             <w:pPr>
               <w:spacing w:after="0" w:line="276"/>
             </w:pPr>
-            <w:hyperlink w:history="1" r:id="rIdcvhrnyfk-zyasystzqomu">
+            <w:hyperlink w:history="1" r:id="rIdmdxeskvra6ahr6mqye-ur">
               <w:r>
                 <w:rPr>
                   <w:sz w:val="17"/>
@@ -1417,7 +1417,7 @@
             <w:pPr>
               <w:spacing w:after="0" w:line="276"/>
             </w:pPr>
-            <w:hyperlink w:history="1" r:id="rIdiw2mdaywbh2co4e_8ubio">
+            <w:hyperlink w:history="1" r:id="rIdsxitfib2s-qy5omqbssro">
               <w:r>
                 <w:rPr>
                   <w:sz w:val="17"/>
@@ -1542,7 +1542,7 @@
             <w:pPr>
               <w:spacing w:after="0" w:line="276"/>
             </w:pPr>
-            <w:hyperlink w:history="1" r:id="rIdwolicqfbaqmdvztxo9okl">
+            <w:hyperlink w:history="1" r:id="rIdoewx5exjtbc-v9lheggcl">
               <w:r>
                 <w:rPr>
                   <w:sz w:val="17"/>
@@ -1667,7 +1667,7 @@
             <w:pPr>
               <w:spacing w:after="0" w:line="276"/>
             </w:pPr>
-            <w:hyperlink w:history="1" r:id="rIdl2dtmo6tjpjf7mxzlstft">
+            <w:hyperlink w:history="1" r:id="rIddwpscvg9itxjgmmtdob4q">
               <w:r>
                 <w:rPr>
                   <w:sz w:val="17"/>
@@ -1792,7 +1792,7 @@
             <w:pPr>
               <w:spacing w:after="0" w:line="276"/>
             </w:pPr>
-            <w:hyperlink w:history="1" r:id="rIdt-wt_77snmnv2zl5b5ipk">
+            <w:hyperlink w:history="1" r:id="rIdlhuq8z-5zvr6f9xvvh7jd">
               <w:r>
                 <w:rPr>
                   <w:sz w:val="17"/>
@@ -1917,7 +1917,7 @@
             <w:pPr>
               <w:spacing w:after="0" w:line="276"/>
             </w:pPr>
-            <w:hyperlink w:history="1" r:id="rIdcecz2bviehirvcim_hm_e">
+            <w:hyperlink w:history="1" r:id="rIdrrghwb9v2zqtqswy2swrm">
               <w:r>
                 <w:rPr>
                   <w:sz w:val="17"/>
@@ -2042,7 +2042,7 @@
             <w:pPr>
               <w:spacing w:after="0" w:line="276"/>
             </w:pPr>
-            <w:hyperlink w:history="1" r:id="rIdd0f-0rcebbyngmnmhk4me">
+            <w:hyperlink w:history="1" r:id="rIdkmowoybtnbtp-v7rv6qoh">
               <w:r>
                 <w:rPr>
                   <w:sz w:val="17"/>
@@ -4990,7 +4990,7 @@
             <w:pPr>
               <w:spacing w:after="0" w:line="276"/>
             </w:pPr>
-            <w:hyperlink w:history="1" r:id="rId8lephsnhfycqptarcigfm">
+            <w:hyperlink w:history="1" r:id="rIdbmr5li9bjzwjuc8kfr0ey">
               <w:r>
                 <w:rPr>
                   <w:sz w:val="17"/>
@@ -5040,7 +5040,7 @@
                 <w:sz w:val="17"/>
                 <w:szCs w:val="17"/>
               </w:rPr>
-              <w:t xml:space="preserve">13 · BS 신호 점검기 (논문 반영 앱)</w:t>
+              <w:t xml:space="preserve">13 · BS Check (논문 반영 앱)</w:t>
             </w:r>
           </w:p>
         </w:tc>
@@ -5151,7 +5151,7 @@
             <w:pPr>
               <w:spacing w:after="0" w:line="276"/>
             </w:pPr>
-            <w:hyperlink w:history="1" r:id="rIdsk2gflf__yrizqdt2glmr">
+            <w:hyperlink w:history="1" r:id="rId4yfqca225nup3vtltsbtd">
               <w:r>
                 <w:rPr>
                   <w:sz w:val="17"/>
